--- a/shinmok1/pack/2610/H1MOGO26-10_38_SET.docx
+++ b/shinmok1/pack/2610/H1MOGO26-10_38_SET.docx
@@ -1005,7 +1005,7 @@
           <w:sz w:val="16"/>
           <w:u w:val="none"/>
         </w:rPr>
-        <w:t xml:space="preserve">  주어진 말을 모두 사용 · 필요한 단어 1개만 어형 변형</w:t>
+        <w:t xml:space="preserve">  주어진 말을 모두 사용 · 어형 변형 3곳 · 조건의 단어 수·구문을 지킬 것</w:t>
       </w:r>
     </w:p>
     <w:p>
@@ -1032,6 +1032,8 @@
           <w:u w:val="none"/>
         </w:rPr>
         <w:t>그 진술문이 참이었든 거짓이었든 상관없이, 그 주장이 진실이라는 믿음은 반복에 따라 높아졌다.</w:t>
+        <w:br/>
+        <w:t>&lt;조건&gt; 구문: regardless of whether + 절 · 총 23단어</w:t>
       </w:r>
     </w:p>
     <w:p>
@@ -1048,7 +1050,7 @@
           <w:sz w:val="17"/>
           <w:u w:val="none"/>
         </w:rPr>
-        <w:t>whether / true or false / regardless of / was / belief / of the claim / in / the truth / the statement / go / up / as a function of / repetition</w:t>
+        <w:t>whether / the statement / regardless of / in / the truth / belief / be / of the claim / true or false / go / up / as a function of / repeat</w:t>
       </w:r>
     </w:p>
     <w:p>
@@ -1781,25 +1783,7 @@
           <w:sz w:val="17"/>
           <w:u w:val="none"/>
         </w:rPr>
-        <w:t xml:space="preserve"> 윗글의 밑줄 친 </w:t>
-      </w:r>
-      <w:r>
-        <w:rPr>
-          <w:rFonts w:ascii="맑은 고딕" w:hAnsi="맑은 고딕" w:eastAsia="맑은 고딕"/>
-          <w:b w:val="0"/>
-          <w:sz w:val="17"/>
-          <w:u w:val="single"/>
-        </w:rPr>
-        <w:t>the illusory truth effect</w:t>
-      </w:r>
-      <w:r>
-        <w:rPr>
-          <w:rFonts w:ascii="맑은 고딕" w:hAnsi="맑은 고딕" w:eastAsia="맑은 고딕"/>
-          <w:b w:val="0"/>
-          <w:sz w:val="17"/>
-          <w:u w:val="none"/>
-        </w:rPr>
-        <w:t>가 의미하는 바로 가장 적절한 것은? [3.0점]</w:t>
+        <w:t xml:space="preserve"> 아래 1~5가 판별과 일치하는 진술이 되도록 ⓐ~ⓔ에 들어갈 말로 바르게 짝지어진 것은? [3.0점]</w:t>
       </w:r>
     </w:p>
     <w:p>
@@ -1822,17 +1806,45 @@
           <w:sz w:val="17"/>
           <w:u w:val="none"/>
         </w:rPr>
-        <w:t xml:space="preserve">The researchers then compared the ‘truth-ratings’ of the repeated versus non-repeated statements. What they found was astonishing. Whether a statement was actually true or false made no difference: the more times it had been repeated, the more strongly people believed it. Put simply, a claim you have heard many times starts to feel true. This became known as </w:t>
-      </w:r>
+        <w:t>Back in 1977, the psychologists Lynn Hasher and David Goldstein presented a group of college students with sixty trivia-style statements and asked how confident they were that each one was true or false. The students rated the same set of sixty statements on three occasions, two weeks apart. The key detail is that only twenty statements appeared every time, while the remaining forty were fresh on each occasion. The researchers then set the ‘truth ratings’ of the repeated statements beside those of the statements seen only once. The result surprised them. Whether a statement was actually true or false made no difference: the more times it had been repeated, the more strongly people believed it. Put simply, a claim you have heard many times starts to feel true. The phenomenon came to be called the illusory truth effect.</w:t>
+      </w:r>
+    </w:p>
+    <w:p>
+      <w:pPr>
+        <w:spacing w:before="0" w:after="0" w:line="288" w:lineRule="auto"/>
+        <w:ind w:left="40"/>
+        <w:snapToGrid w:val="0"/>
+        <w:pBdr>
+          <w:top w:val="single" w:sz="4" w:space="2" w:color="555555"/>
+          <w:left w:val="single" w:sz="4" w:space="2" w:color="555555"/>
+          <w:bottom w:val="single" w:sz="4" w:space="2" w:color="555555"/>
+          <w:right w:val="single" w:sz="4" w:space="2" w:color="555555"/>
+        </w:pBdr>
+        <w:shd w:val="clear" w:color="auto" w:fill="FFFFFF"/>
+      </w:pPr>
       <w:r>
         <w:rPr>
           <w:rFonts w:ascii="맑은 고딕" w:hAnsi="맑은 고딕" w:eastAsia="맑은 고딕"/>
           <w:b w:val="0"/>
           <w:sz w:val="17"/>
-          <w:u w:val="single"/>
-        </w:rPr>
-        <w:t>the illusory truth effect</w:t>
-      </w:r>
+          <w:u w:val="none"/>
+        </w:rPr>
+        <w:t>진술  |  판별</w:t>
+      </w:r>
+    </w:p>
+    <w:p>
+      <w:pPr>
+        <w:spacing w:before="0" w:after="0" w:line="288" w:lineRule="auto"/>
+        <w:ind w:left="40"/>
+        <w:snapToGrid w:val="0"/>
+        <w:pBdr>
+          <w:top w:val="single" w:sz="4" w:space="2" w:color="555555"/>
+          <w:left w:val="single" w:sz="4" w:space="2" w:color="555555"/>
+          <w:bottom w:val="single" w:sz="4" w:space="2" w:color="555555"/>
+          <w:right w:val="single" w:sz="4" w:space="2" w:color="555555"/>
+        </w:pBdr>
+        <w:shd w:val="clear" w:color="auto" w:fill="FFFFFF"/>
+      </w:pPr>
       <w:r>
         <w:rPr>
           <w:rFonts w:ascii="맑은 고딕" w:hAnsi="맑은 고딕" w:eastAsia="맑은 고딕"/>
@@ -1840,7 +1852,99 @@
           <w:sz w:val="17"/>
           <w:u w:val="none"/>
         </w:rPr>
-        <w:t>.</w:t>
+        <w:t>1. The students rated the statements three times, with ⓐ (two-week / two-month) gaps between the sessions.  |  참</w:t>
+      </w:r>
+    </w:p>
+    <w:p>
+      <w:pPr>
+        <w:spacing w:before="0" w:after="0" w:line="288" w:lineRule="auto"/>
+        <w:ind w:left="40"/>
+        <w:snapToGrid w:val="0"/>
+        <w:pBdr>
+          <w:top w:val="single" w:sz="4" w:space="2" w:color="555555"/>
+          <w:left w:val="single" w:sz="4" w:space="2" w:color="555555"/>
+          <w:bottom w:val="single" w:sz="4" w:space="2" w:color="555555"/>
+          <w:right w:val="single" w:sz="4" w:space="2" w:color="555555"/>
+        </w:pBdr>
+        <w:shd w:val="clear" w:color="auto" w:fill="FFFFFF"/>
+      </w:pPr>
+      <w:r>
+        <w:rPr>
+          <w:rFonts w:ascii="맑은 고딕" w:hAnsi="맑은 고딕" w:eastAsia="맑은 고딕"/>
+          <w:b w:val="0"/>
+          <w:sz w:val="17"/>
+          <w:u w:val="none"/>
+        </w:rPr>
+        <w:t>2. In each session, ⓑ (twenty / forty) of the sixty statements were ones the students had seen before.  |  거짓</w:t>
+      </w:r>
+    </w:p>
+    <w:p>
+      <w:pPr>
+        <w:spacing w:before="0" w:after="0" w:line="288" w:lineRule="auto"/>
+        <w:ind w:left="40"/>
+        <w:snapToGrid w:val="0"/>
+        <w:pBdr>
+          <w:top w:val="single" w:sz="4" w:space="2" w:color="555555"/>
+          <w:left w:val="single" w:sz="4" w:space="2" w:color="555555"/>
+          <w:bottom w:val="single" w:sz="4" w:space="2" w:color="555555"/>
+          <w:right w:val="single" w:sz="4" w:space="2" w:color="555555"/>
+        </w:pBdr>
+        <w:shd w:val="clear" w:color="auto" w:fill="FFFFFF"/>
+      </w:pPr>
+      <w:r>
+        <w:rPr>
+          <w:rFonts w:ascii="맑은 고딕" w:hAnsi="맑은 고딕" w:eastAsia="맑은 고딕"/>
+          <w:b w:val="0"/>
+          <w:sz w:val="17"/>
+          <w:u w:val="none"/>
+        </w:rPr>
+        <w:t>3. Repetition made the students ⓒ (more / less) likely to rate a statement as true.  |  참</w:t>
+      </w:r>
+    </w:p>
+    <w:p>
+      <w:pPr>
+        <w:spacing w:before="0" w:after="0" w:line="288" w:lineRule="auto"/>
+        <w:ind w:left="40"/>
+        <w:snapToGrid w:val="0"/>
+        <w:pBdr>
+          <w:top w:val="single" w:sz="4" w:space="2" w:color="555555"/>
+          <w:left w:val="single" w:sz="4" w:space="2" w:color="555555"/>
+          <w:bottom w:val="single" w:sz="4" w:space="2" w:color="555555"/>
+          <w:right w:val="single" w:sz="4" w:space="2" w:color="555555"/>
+        </w:pBdr>
+        <w:shd w:val="clear" w:color="auto" w:fill="FFFFFF"/>
+      </w:pPr>
+      <w:r>
+        <w:rPr>
+          <w:rFonts w:ascii="맑은 고딕" w:hAnsi="맑은 고딕" w:eastAsia="맑은 고딕"/>
+          <w:b w:val="0"/>
+          <w:sz w:val="17"/>
+          <w:u w:val="none"/>
+        </w:rPr>
+        <w:t>4. The effect appeared only for statements that were actually true.  |  ⓓ</w:t>
+      </w:r>
+    </w:p>
+    <w:p>
+      <w:pPr>
+        <w:spacing w:before="0" w:after="60" w:line="288" w:lineRule="auto"/>
+        <w:ind w:left="40"/>
+        <w:snapToGrid w:val="0"/>
+        <w:pBdr>
+          <w:top w:val="single" w:sz="4" w:space="2" w:color="555555"/>
+          <w:left w:val="single" w:sz="4" w:space="2" w:color="555555"/>
+          <w:bottom w:val="single" w:sz="4" w:space="2" w:color="555555"/>
+          <w:right w:val="single" w:sz="4" w:space="2" w:color="555555"/>
+        </w:pBdr>
+        <w:shd w:val="clear" w:color="auto" w:fill="FFFFFF"/>
+      </w:pPr>
+      <w:r>
+        <w:rPr>
+          <w:rFonts w:ascii="맑은 고딕" w:hAnsi="맑은 고딕" w:eastAsia="맑은 고딕"/>
+          <w:b w:val="0"/>
+          <w:sz w:val="17"/>
+          <w:u w:val="none"/>
+        </w:rPr>
+        <w:t>5. The finding came to be called the illusory truth effect.  |  ⓔ</w:t>
       </w:r>
     </w:p>
     <w:p>
@@ -1856,7 +1960,7 @@
           <w:sz w:val="17"/>
           <w:u w:val="none"/>
         </w:rPr>
-        <w:t>① the finding that college students are poor judges of general knowledge</w:t>
+        <w:t>① two-week / twenty / more / 거짓 / 참</w:t>
       </w:r>
     </w:p>
     <w:p>
@@ -1872,7 +1976,7 @@
           <w:sz w:val="17"/>
           <w:u w:val="none"/>
         </w:rPr>
-        <w:t>② a method researchers use to tell true statements from false ones</w:t>
+        <w:t>② two-week / forty / more / 거짓 / 참</w:t>
       </w:r>
     </w:p>
     <w:p>
@@ -1888,7 +1992,7 @@
           <w:sz w:val="17"/>
           <w:u w:val="none"/>
         </w:rPr>
-        <w:t>③ the discovery that false statements are remembered longer than true ones</w:t>
+        <w:t>③ two-month / forty / less / 참 / 참</w:t>
       </w:r>
     </w:p>
     <w:p>
@@ -1904,7 +2008,7 @@
           <w:sz w:val="17"/>
           <w:u w:val="none"/>
         </w:rPr>
-        <w:t>④ the tendency to believe a claim more strongly just because it has been repeated</w:t>
+        <w:t>④ two-week / forty / less / 거짓 / 거짓</w:t>
       </w:r>
     </w:p>
     <w:p>
@@ -1920,7 +2024,7 @@
           <w:sz w:val="17"/>
           <w:u w:val="none"/>
         </w:rPr>
-        <w:t>⑤ the feeling that a statement is false even when it is actually true</w:t>
+        <w:t>⑤ two-week / twenty / more / 참 / 거짓</w:t>
       </w:r>
     </w:p>
     <w:p>
@@ -2622,7 +2726,7 @@
           <w:sz w:val="17"/>
           <w:u w:val="none"/>
         </w:rPr>
-        <w:t xml:space="preserve">Whether a statement was actually true or false made no difference: the more times it had been repeated, the more strongly people believed it. </w:t>
+        <w:t xml:space="preserve">Regardless of whether a claim was actually true, people believed it more the more times they had seen it. </w:t>
       </w:r>
       <w:r>
         <w:rPr>
@@ -2632,6 +2736,15 @@
           <w:u w:val="single"/>
         </w:rPr>
         <w:t>In other words, the more often you hear a statement, the more ‘true’ it sounds.</w:t>
+      </w:r>
+      <w:r>
+        <w:rPr>
+          <w:rFonts w:ascii="맑은 고딕" w:hAnsi="맑은 고딕" w:eastAsia="맑은 고딕"/>
+          <w:b w:val="0"/>
+          <w:sz w:val="17"/>
+          <w:u w:val="none"/>
+        </w:rPr>
+        <w:t xml:space="preserve"> This became known as the illusory truth effect.</w:t>
       </w:r>
     </w:p>
     <w:p>
@@ -2663,7 +2776,7 @@
           <w:sz w:val="17"/>
           <w:u w:val="none"/>
         </w:rPr>
-        <w:t xml:space="preserve"> in other words / as / you / hear / a statement / more often / it / sounds / more / ‘true’</w:t>
+        <w:t xml:space="preserve"> true / it / to be / a statement / repeat / the / is / seem / the more frequently</w:t>
       </w:r>
     </w:p>
     <w:p>
@@ -2709,7 +2822,7 @@
           <w:sz w:val="17"/>
           <w:u w:val="none"/>
         </w:rPr>
-        <w:t>1. Use ALL the expressions in the box, each only once.</w:t>
+        <w:t>1. &lt;보기&gt;의 표현을 모두 한 번씩 사용할 것 (다른 단어 추가 금지; In other words는 쓰지 않음)</w:t>
       </w:r>
     </w:p>
     <w:p>
@@ -2732,7 +2845,7 @@
           <w:sz w:val="17"/>
           <w:u w:val="none"/>
         </w:rPr>
-        <w:t>2. Do NOT change the form of any word, and do NOT add any other words (do NOT use ‘the’ before a comparative).</w:t>
+        <w:t>2. 필요한 단어 3개의 형태를 바꿀 것</w:t>
       </w:r>
     </w:p>
     <w:p>
@@ -2755,7 +2868,7 @@
           <w:sz w:val="17"/>
           <w:u w:val="none"/>
         </w:rPr>
-        <w:t>3. Begin with ‘In other words, as’ and write one subordinate clause + one main clause.</w:t>
+        <w:t>3. ‘the + 비교급, the + 비교급’ 구문을 쓰되, 앞 절은 수동태로 쓸 것</w:t>
       </w:r>
     </w:p>
     <w:p>
@@ -2778,7 +2891,7 @@
           <w:sz w:val="17"/>
           <w:u w:val="none"/>
         </w:rPr>
-        <w:t>4. Write 13 words in total.</w:t>
+        <w:t>4. 총 13단어로 쓸 것</w:t>
       </w:r>
     </w:p>
     <w:p>
@@ -2816,7 +2929,7 @@
           <w:sz w:val="17"/>
           <w:u w:val="none"/>
         </w:rPr>
-        <w:t>⇒ In other words, as ________________________________________________________ .</w:t>
+        <w:t>⇒ The more frequently ________________________________________________________________________ .</w:t>
       </w:r>
     </w:p>
     <w:p>
@@ -3959,7 +4072,7 @@
           <w:sz w:val="15"/>
           <w:u w:val="none"/>
         </w:rPr>
-        <w:t xml:space="preserve"> Regardless of whether the statement was true or false, belief in the truth of the claim went up as a function of repetition. (go→went)</w:t>
+        <w:t xml:space="preserve"> Regardless of whether the statement was true or false, belief in the truth of the claim went up as a function of repetition. (be→was · go→went · repeat→repetition / 23단어 / regardless of whether)</w:t>
       </w:r>
     </w:p>
     <w:p>
@@ -4250,7 +4363,7 @@
           <w:sz w:val="15"/>
           <w:u w:val="none"/>
         </w:rPr>
-        <w:t xml:space="preserve"> 정답 ④</w:t>
+        <w:t xml:space="preserve"> 정답 ② — ⓐ two-week  ⓑ forty(거짓 진술이 되도록)  ⓒ more  ⓓ 거짓  ⓔ 참</w:t>
       </w:r>
     </w:p>
     <w:p>
@@ -4375,7 +4488,7 @@
           <w:sz w:val="15"/>
           <w:u w:val="none"/>
         </w:rPr>
-        <w:t xml:space="preserve"> In other words, as you hear a statement more often, it sounds more ‘true’.</w:t>
+        <w:t xml:space="preserve"> The more frequently a statement is repeated, the truer it seems to be.</w:t>
       </w:r>
     </w:p>
     <w:p>
@@ -4633,7 +4746,7 @@
           <w:sz w:val="14"/>
           <w:u w:val="none"/>
         </w:rPr>
-        <w:t>⑤ [방향 역전]</w:t>
+        <w:t>① [판별 무시]</w:t>
       </w:r>
       <w:r>
         <w:rPr>
@@ -4642,7 +4755,7 @@
           <w:sz w:val="14"/>
           <w:u w:val="none"/>
         </w:rPr>
-        <w:t xml:space="preserve"> ‘착각’을 ‘거짓으로 느낌’으로 읽은 오답 — 착각의 방향은 ‘참처럼 느낌’. </w:t>
+        <w:t xml:space="preserve"> 2번에 본문 그대로의 twenty를 넣으면 진술이 참이 되어 판별(거짓)과 어긋난다 — 2026형의 핵심 함정. </w:t>
       </w:r>
       <w:r>
         <w:rPr>
@@ -4651,7 +4764,7 @@
           <w:sz w:val="14"/>
           <w:u w:val="none"/>
         </w:rPr>
-        <w:t>③ [변수 교체]</w:t>
+        <w:t>④ [방향 역전]</w:t>
       </w:r>
       <w:r>
         <w:rPr>
@@ -4660,7 +4773,7 @@
           <w:sz w:val="14"/>
           <w:u w:val="none"/>
         </w:rPr>
-        <w:t xml:space="preserve"> 기억의 지속이 아니라 믿음의 강도가 측정 대상. </w:t>
+        <w:t xml:space="preserve"> less는 S6과 반대, ⓔ 거짓도 틀림. </w:t>
       </w:r>
       <w:r>
         <w:rPr>
@@ -4669,7 +4782,7 @@
           <w:sz w:val="14"/>
           <w:u w:val="none"/>
         </w:rPr>
-        <w:t>① [주체 교체]</w:t>
+        <w:t>⑤</w:t>
       </w:r>
       <w:r>
         <w:rPr>
@@ -4678,7 +4791,7 @@
           <w:sz w:val="14"/>
           <w:u w:val="none"/>
         </w:rPr>
-        <w:t xml:space="preserve"> 학생의 능력이 아니라 반복이라는 조건의 효과.</w:t>
+        <w:t xml:space="preserve"> ⓓ 참은 ‘참이든 거짓이든 상관없이’와 모순.</w:t>
       </w:r>
     </w:p>
     <w:p>
@@ -4974,7 +5087,7 @@
           <w:sz w:val="14"/>
           <w:u w:val="none"/>
         </w:rPr>
-        <w:t>as you hear more often a statement</w:t>
+        <w:t>the more true it seems</w:t>
       </w:r>
       <w:r>
         <w:rPr>
@@ -4983,7 +5096,7 @@
           <w:sz w:val="14"/>
           <w:u w:val="none"/>
         </w:rPr>
-        <w:t xml:space="preserve"> ✕ — 목적어 a statement가 동사 바로 뒤, 부사 more often은 그 뒤. </w:t>
+        <w:t xml:space="preserve"> ✕ — true의 비교급은 truer(보기 the + true 변형). </w:t>
       </w:r>
       <w:r>
         <w:rPr>
@@ -4992,7 +5105,7 @@
           <w:sz w:val="14"/>
           <w:u w:val="none"/>
         </w:rPr>
-        <w:t>as the more often you hear</w:t>
+        <w:t>a statement is repeat</w:t>
       </w:r>
       <w:r>
         <w:rPr>
@@ -5001,7 +5114,7 @@
           <w:sz w:val="14"/>
           <w:u w:val="none"/>
         </w:rPr>
-        <w:t xml:space="preserve"> ✕ — the 사용 금지, as와 the 비교급 중복. </w:t>
+        <w:t xml:space="preserve"> ✕ — 수동은 과거분사. </w:t>
       </w:r>
       <w:r>
         <w:rPr>
@@ -5010,7 +5123,7 @@
           <w:sz w:val="14"/>
           <w:u w:val="none"/>
         </w:rPr>
-        <w:t>it sounds truer</w:t>
+        <w:t>it seems to be the truer</w:t>
       </w:r>
       <w:r>
         <w:rPr>
@@ -5019,7 +5132,7 @@
           <w:sz w:val="14"/>
           <w:u w:val="none"/>
         </w:rPr>
-        <w:t xml:space="preserve"> — 뜻은 같지만 보기에 없는 단어 ✕. [채점] as절 전환 1.5 / 어순·보기 전부 사용 1 / 철자·단어 수 0.5.</w:t>
+        <w:t xml:space="preserve"> ✕ — the 비교급은 절 앞에. [채점] 구문(the 비교급 + 수동) 1.5 / 어형 3곳 1 / 철자·단어 수 0.5.</w:t>
       </w:r>
     </w:p>
     <w:p>
@@ -5184,7 +5297,7 @@
           <w:sz w:val="14"/>
           <w:u w:val="none"/>
         </w:rPr>
-        <w:t xml:space="preserve"> 1977년, 심리학자 Lynn Hasher와 David Goldstein은 한 무리의 대학생들에게 60개의 일반 상식 잡학 같은 진술문들이 참인지 거짓인지에 대해 얼마나 확신하는지를 물었다. 그 학생들은 그 60개의 진술문을 2주 간격으로 세 번 평가하도록 요청받았다. 결정적으로, 그 진술문들 중 오직 20개만 매번 반복되었고, 나머지 40개는 새로운 것이었다. 그런 다음 그 연구자들은 반복된 진술문과 반복되지 않은 진술문의 ‘진실성 평가 점수’를 비교했다. 그들이 알아낸 것은 놀라웠다. 그 진술문이 참이었든 거짓이었든 상관없이, 그 주장이 진실이라는 믿음은 반복에 따라 높아졌다. 다시 말해, 어떤 진술문을 더 자주 들을수록, 그것은 더 ‘참인’ 것처럼 들린다. 이것은 진실 착각 효과로 알려지게 되었다.</w:t>
+        <w:t xml:space="preserve"> ['1977년, 심리학자 Lynn Hasher와 David Goldstein은 한 무리의 대학생들에게 60개의 일반 상식 잡학 같은 진술문들이 참인지 거짓인지에 대해 얼마나 확신하는지를 물었다.', '그 학생들은 그 60개의 진술문을 2주 간격으로 세 번 평가하도록 요청받았다.', '결정적으로, 그 진술문들 중 오직 20개만 매번 반복되었고, 나머지 40개는 새로운 것이었다.', '그런 다음 그 연구자들은 반복된 진술문과 반복되지 않은 진술문의 ‘진실성 평가 점수’를 비교했다.', '그들이 알아낸 것은 놀라웠다.', '그 진술문이 참이었든 거짓이었든 상관없이, 그 주장이 진실이라는 믿음은 반복에 따라 높아졌다.', '다시 말해, 어떤 진술문을 더 자주 들을수록, 그것은 더 ‘참인’ 것처럼 들린다.', '이것은 진실 착각 효과로 알려지게 되었다.']</w:t>
       </w:r>
     </w:p>
     <w:p>
@@ -5209,7 +5322,7 @@
           <w:sz w:val="14"/>
           <w:u w:val="none"/>
         </w:rPr>
-        <w:t xml:space="preserve"> 광고 문구에서도 비슷한 일이 일어난다. 한 회사가 같은 짧은 문구를 몇 달 동안 라디오에 틀면, 그 제품을 한 번도 사 본 적 없는 청취자들도 그 문구가 맞는 말처럼 느껴진다고 하기 시작한다. 제품에 대해 바뀐 것은 아무것도 없다; 바뀐 것은 그 말이 그들의 귀에 닿은 횟수다. 익숙함은, 알고 보면, 쉽게 진실로 오인되며, 그래서 광고주들은 논증하기보다 반복한다.</w:t>
+        <w:t xml:space="preserve"> ['광고 문구에서도 비슷한 일이 일어난다.', '한 회사가 같은 짧은 문구를 몇 달 동안 라디오에 틀면, 그 제품을 한 번도 사 본 적 없는 청취자들도 그 문구가 맞는 말처럼 느껴진다고 하기 시작한다.', '제품에 대해 바뀐 것은 아무것도 없다; 바뀐 것은 그 말이 그들의 귀에 닿은 횟수다.', '익숙함은, 알고 보면, 쉽게 진실로 오인되며, 그래서 광고주들은 논증하기보다 반복한다.']</w:t>
       </w:r>
     </w:p>
     <w:sectPr>
